--- a/agent foundations/sources/Template.docx
+++ b/agent foundations/sources/Template.docx
@@ -33,7 +33,7 @@
     </w:p>
     <w:sdt>
       <w:sdtPr>
-        <w:id w:val="1861404795"/>
+        <w:id w:val="1372067941"/>
         <w:docPartObj>
           <w:docPartGallery w:val="Table of Contents"/>
           <w:docPartUnique w:val="1"/>
@@ -190,7 +190,7 @@
                 <w:vertAlign w:val="baseline"/>
                 <w:rtl w:val="0"/>
               </w:rPr>
-              <w:t xml:space="preserve">Learning outcomes</w:t>
+              <w:t xml:space="preserve">Module intent</w:t>
               <w:tab/>
               <w:t xml:space="preserve">2</w:t>
             </w:r>
@@ -244,7 +244,7 @@
               </w:rPr>
               <w:t xml:space="preserve">Prerequisites</w:t>
               <w:tab/>
-              <w:t xml:space="preserve">2</w:t>
+              <w:t xml:space="preserve">3</w:t>
             </w:r>
           </w:hyperlink>
           <w:r>
